--- a/docs/onul-tradition/씨간_사업계획서_상세본.docx
+++ b/docs/onul-tradition/씨간_사업계획서_상세본.docx
@@ -2642,7 +2642,6 @@
     <w:p>
       <w:pPr>
         <w:spacing w:after="60"/>
-        <w:ind w:left="283"/>
         <w:jc w:val="both"/>
       </w:pPr>
       <w:r>
@@ -2652,25 +2651,7 @@
           <w:i w:val="0"/>
           <w:sz w:val="20"/>
         </w:rPr>
-        <w:t xml:space="preserve">• </w:t>
-      </w:r>
-      <w:r>
-        <w:rPr>
-          <w:rFonts w:ascii="맑은 고딕" w:hAnsi="맑은 고딕" w:eastAsia="맑은 고딕"/>
-          <w:b/>
-          <w:i w:val="0"/>
-          <w:sz w:val="20"/>
-        </w:rPr>
-        <w:t xml:space="preserve">TAM: </w:t>
-      </w:r>
-      <w:r>
-        <w:rPr>
-          <w:rFonts w:ascii="맑은 고딕" w:hAnsi="맑은 고딕" w:eastAsia="맑은 고딕"/>
-          <w:b w:val="0"/>
-          <w:i w:val="0"/>
-          <w:sz w:val="20"/>
-        </w:rPr>
-        <w:t>[검증] 글로벌 발효식품 $1,350억~8,900억, 글로벌 고추장 $18.5억(2024)→$35억(2033), 프로바이오틱스 $766억.</w:t>
+        <w:t>산정 방법: TAM·SAM은 시장조사 수치로 top-down(기관별 편차 커 범위 병기), SOM은 채널×단위경제로 bottom-up 산정해 3개년 매출(5-4)과 정합. SOM은 ‘추정 점프’가 아니라 ‘쌓아올린 수치’.</w:t>
       </w:r>
     </w:p>
     <w:p>
@@ -2695,7 +2676,7 @@
           <w:i w:val="0"/>
           <w:sz w:val="20"/>
         </w:rPr>
-        <w:t xml:space="preserve">SAM: </w:t>
+        <w:t xml:space="preserve">① TAM: </w:t>
       </w:r>
       <w:r>
         <w:rPr>
@@ -2704,7 +2685,7 @@
           <w:i w:val="0"/>
           <w:sz w:val="20"/>
         </w:rPr>
-        <w:t>[가정] 미국 등 서구의 프리미엄 아시안/한국 발효 소스·발효 웰니스 세그먼트 — 수억 달러 규모 추정.</w:t>
+        <w:t>[검증] 글로벌 간장 $384억~782억(2024, 기관별·아태 55%) + 고추장 $18.5억→$35억(2033). 인접(웰니스): 글로벌 발효식품 $2,472억→$3,988억, 프로바이오틱스 $766억→$1,150억. → 1차 카테고리만 수백억$, 웰니스 포함 수천억$.</w:t>
       </w:r>
     </w:p>
     <w:p>
@@ -2729,7 +2710,7 @@
           <w:i w:val="0"/>
           <w:sz w:val="20"/>
         </w:rPr>
-        <w:t xml:space="preserve">SOM: </w:t>
+        <w:t xml:space="preserve">② SAM(퍼널): </w:t>
       </w:r>
       <w:r>
         <w:rPr>
@@ -2738,7 +2719,323 @@
           <w:i w:val="0"/>
           <w:sz w:val="20"/>
         </w:rPr>
-        <w:t>[가정] 프리미엄 세그먼트 소수 점유를 D2C+홀세일로 확보 — 3년 내 연매출 15~25억원 목표.</w:t>
+        <w:t>미국 소스 $233억(2025) × 아시안/에스닉[가정 10~15%]≈$23~35억(아시안·핫소스 연 8~10% 고성장) × 프리미엄 상단[가정 15~20%]≈$4~7억 + 웰니스·국내·수출 확장 → SAM ≈ $5억~$10억(약 7천억~1.4조원).</w:t>
+      </w:r>
+    </w:p>
+    <w:p>
+      <w:pPr>
+        <w:spacing w:after="60"/>
+        <w:ind w:left="283"/>
+        <w:jc w:val="both"/>
+      </w:pPr>
+      <w:r>
+        <w:rPr>
+          <w:rFonts w:ascii="맑은 고딕" w:hAnsi="맑은 고딕" w:eastAsia="맑은 고딕"/>
+          <w:b w:val="0"/>
+          <w:i w:val="0"/>
+          <w:sz w:val="20"/>
+        </w:rPr>
+        <w:t xml:space="preserve">• </w:t>
+      </w:r>
+      <w:r>
+        <w:rPr>
+          <w:rFonts w:ascii="맑은 고딕" w:hAnsi="맑은 고딕" w:eastAsia="맑은 고딕"/>
+          <w:b/>
+          <w:i w:val="0"/>
+          <w:sz w:val="20"/>
+        </w:rPr>
+        <w:t xml:space="preserve">③ SOM(bottom-up): </w:t>
+      </w:r>
+      <w:r>
+        <w:rPr>
+          <w:rFonts w:ascii="맑은 고딕" w:hAnsi="맑은 고딕" w:eastAsia="맑은 고딕"/>
+          <w:b w:val="0"/>
+          <w:i w:val="0"/>
+          <w:sz w:val="20"/>
+        </w:rPr>
+        <w:t>아래 채널 빌드업 → 3년차 런레이트 ≈ ₩20억(~$1.5M). SOM÷SAM ≈ 0.15~0.3%(유효시장 0.3% 미만 점유로 달성 — 보수적).</w:t>
+      </w:r>
+    </w:p>
+    <w:tbl>
+      <w:tblPr>
+        <w:tblStyle w:val="TableGrid"/>
+        <w:tblW w:type="auto" w:w="0"/>
+        <w:jc w:val="center"/>
+        <w:tblLook w:firstColumn="1" w:firstRow="1" w:lastColumn="0" w:lastRow="0" w:noHBand="0" w:noVBand="1" w:val="04A0"/>
+      </w:tblPr>
+      <w:tblGrid>
+        <w:gridCol w:w="3324"/>
+        <w:gridCol w:w="3324"/>
+        <w:gridCol w:w="3324"/>
+      </w:tblGrid>
+      <w:tr>
+        <w:tc>
+          <w:tcPr>
+            <w:tcW w:type="dxa" w:w="907"/>
+            <w:shd w:val="clear" w:color="auto" w:fill="1F3864"/>
+          </w:tcPr>
+          <w:p>
+            <w:pPr>
+              <w:spacing w:after="20"/>
+            </w:pPr>
+            <w:r/>
+            <w:r>
+              <w:rPr>
+                <w:rFonts w:ascii="맑은 고딕" w:hAnsi="맑은 고딕" w:eastAsia="맑은 고딕"/>
+                <w:b/>
+                <w:i w:val="0"/>
+                <w:color w:val="FFFFFF"/>
+                <w:sz w:val="18"/>
+              </w:rPr>
+              <w:t>연차</w:t>
+            </w:r>
+          </w:p>
+        </w:tc>
+        <w:tc>
+          <w:tcPr>
+            <w:tcW w:type="dxa" w:w="6463"/>
+            <w:shd w:val="clear" w:color="auto" w:fill="1F3864"/>
+          </w:tcPr>
+          <w:p>
+            <w:pPr>
+              <w:spacing w:after="20"/>
+            </w:pPr>
+            <w:r/>
+            <w:r>
+              <w:rPr>
+                <w:rFonts w:ascii="맑은 고딕" w:hAnsi="맑은 고딕" w:eastAsia="맑은 고딕"/>
+                <w:b/>
+                <w:i w:val="0"/>
+                <w:color w:val="FFFFFF"/>
+                <w:sz w:val="18"/>
+              </w:rPr>
+              <w:t>채널별 빌드업(가정)</w:t>
+            </w:r>
+          </w:p>
+        </w:tc>
+        <w:tc>
+          <w:tcPr>
+            <w:tcW w:type="dxa" w:w="1928"/>
+            <w:shd w:val="clear" w:color="auto" w:fill="1F3864"/>
+          </w:tcPr>
+          <w:p>
+            <w:pPr>
+              <w:spacing w:after="20"/>
+            </w:pPr>
+            <w:r/>
+            <w:r>
+              <w:rPr>
+                <w:rFonts w:ascii="맑은 고딕" w:hAnsi="맑은 고딕" w:eastAsia="맑은 고딕"/>
+                <w:b/>
+                <w:i w:val="0"/>
+                <w:color w:val="FFFFFF"/>
+                <w:sz w:val="18"/>
+              </w:rPr>
+              <w:t>매출</w:t>
+            </w:r>
+          </w:p>
+        </w:tc>
+      </w:tr>
+      <w:tr>
+        <w:tc>
+          <w:tcPr>
+            <w:tcW w:type="dxa" w:w="907"/>
+          </w:tcPr>
+          <w:p>
+            <w:pPr>
+              <w:spacing w:after="20"/>
+            </w:pPr>
+            <w:r/>
+            <w:r>
+              <w:rPr>
+                <w:rFonts w:ascii="맑은 고딕" w:hAnsi="맑은 고딕" w:eastAsia="맑은 고딕"/>
+                <w:b w:val="0"/>
+                <w:i w:val="0"/>
+                <w:sz w:val="18"/>
+              </w:rPr>
+              <w:t>Y1</w:t>
+            </w:r>
+          </w:p>
+        </w:tc>
+        <w:tc>
+          <w:tcPr>
+            <w:tcW w:type="dxa" w:w="6463"/>
+          </w:tcPr>
+          <w:p>
+            <w:pPr>
+              <w:spacing w:after="20"/>
+            </w:pPr>
+            <w:r/>
+            <w:r>
+              <w:rPr>
+                <w:rFonts w:ascii="맑은 고딕" w:hAnsi="맑은 고딕" w:eastAsia="맑은 고딕"/>
+                <w:b w:val="0"/>
+                <w:i w:val="0"/>
+                <w:sz w:val="18"/>
+              </w:rPr>
+              <w:t>펀딩 1,000명×₩5만(0.5억) + D2C 2,400건×₩3.6만(0.86억)</w:t>
+            </w:r>
+          </w:p>
+        </w:tc>
+        <w:tc>
+          <w:tcPr>
+            <w:tcW w:type="dxa" w:w="1928"/>
+          </w:tcPr>
+          <w:p>
+            <w:pPr>
+              <w:spacing w:after="20"/>
+            </w:pPr>
+            <w:r/>
+            <w:r>
+              <w:rPr>
+                <w:rFonts w:ascii="맑은 고딕" w:hAnsi="맑은 고딕" w:eastAsia="맑은 고딕"/>
+                <w:b w:val="0"/>
+                <w:i w:val="0"/>
+                <w:sz w:val="18"/>
+              </w:rPr>
+              <w:t>≈₩1.4억</w:t>
+            </w:r>
+          </w:p>
+        </w:tc>
+      </w:tr>
+      <w:tr>
+        <w:tc>
+          <w:tcPr>
+            <w:tcW w:type="dxa" w:w="907"/>
+          </w:tcPr>
+          <w:p>
+            <w:pPr>
+              <w:spacing w:after="20"/>
+            </w:pPr>
+            <w:r/>
+            <w:r>
+              <w:rPr>
+                <w:rFonts w:ascii="맑은 고딕" w:hAnsi="맑은 고딕" w:eastAsia="맑은 고딕"/>
+                <w:b w:val="0"/>
+                <w:i w:val="0"/>
+                <w:sz w:val="18"/>
+              </w:rPr>
+              <w:t>Y2</w:t>
+            </w:r>
+          </w:p>
+        </w:tc>
+        <w:tc>
+          <w:tcPr>
+            <w:tcW w:type="dxa" w:w="6463"/>
+          </w:tcPr>
+          <w:p>
+            <w:pPr>
+              <w:spacing w:after="20"/>
+            </w:pPr>
+            <w:r/>
+            <w:r>
+              <w:rPr>
+                <w:rFonts w:ascii="맑은 고딕" w:hAnsi="맑은 고딕" w:eastAsia="맑은 고딕"/>
+                <w:b w:val="0"/>
+                <w:i w:val="0"/>
+                <w:sz w:val="18"/>
+              </w:rPr>
+              <w:t>D2C 11,000건(4.0억) + 구독 500명(1.2억) + B2B·기프팅(1.3억)</w:t>
+            </w:r>
+          </w:p>
+        </w:tc>
+        <w:tc>
+          <w:tcPr>
+            <w:tcW w:type="dxa" w:w="1928"/>
+          </w:tcPr>
+          <w:p>
+            <w:pPr>
+              <w:spacing w:after="20"/>
+            </w:pPr>
+            <w:r/>
+            <w:r>
+              <w:rPr>
+                <w:rFonts w:ascii="맑은 고딕" w:hAnsi="맑은 고딕" w:eastAsia="맑은 고딕"/>
+                <w:b w:val="0"/>
+                <w:i w:val="0"/>
+                <w:sz w:val="18"/>
+              </w:rPr>
+              <w:t>≈₩6.5억</w:t>
+            </w:r>
+          </w:p>
+        </w:tc>
+      </w:tr>
+      <w:tr>
+        <w:tc>
+          <w:tcPr>
+            <w:tcW w:type="dxa" w:w="907"/>
+          </w:tcPr>
+          <w:p>
+            <w:pPr>
+              <w:spacing w:after="20"/>
+            </w:pPr>
+            <w:r/>
+            <w:r>
+              <w:rPr>
+                <w:rFonts w:ascii="맑은 고딕" w:hAnsi="맑은 고딕" w:eastAsia="맑은 고딕"/>
+                <w:b w:val="0"/>
+                <w:i w:val="0"/>
+                <w:sz w:val="18"/>
+              </w:rPr>
+              <w:t>Y3</w:t>
+            </w:r>
+          </w:p>
+        </w:tc>
+        <w:tc>
+          <w:tcPr>
+            <w:tcW w:type="dxa" w:w="6463"/>
+          </w:tcPr>
+          <w:p>
+            <w:pPr>
+              <w:spacing w:after="20"/>
+            </w:pPr>
+            <w:r/>
+            <w:r>
+              <w:rPr>
+                <w:rFonts w:ascii="맑은 고딕" w:hAnsi="맑은 고딕" w:eastAsia="맑은 고딕"/>
+                <w:b w:val="0"/>
+                <w:i w:val="0"/>
+                <w:sz w:val="18"/>
+              </w:rPr>
+              <w:t>D2C 28,000건(10.1억) + 구독 1,500명(3.6억) + B2B 40개처(4.8억) + 기프팅(2.0억)</w:t>
+            </w:r>
+          </w:p>
+        </w:tc>
+        <w:tc>
+          <w:tcPr>
+            <w:tcW w:type="dxa" w:w="1928"/>
+          </w:tcPr>
+          <w:p>
+            <w:pPr>
+              <w:spacing w:after="20"/>
+            </w:pPr>
+            <w:r/>
+            <w:r>
+              <w:rPr>
+                <w:rFonts w:ascii="맑은 고딕" w:hAnsi="맑은 고딕" w:eastAsia="맑은 고딕"/>
+                <w:b w:val="0"/>
+                <w:i w:val="0"/>
+                <w:sz w:val="18"/>
+              </w:rPr>
+              <w:t>≈₩20.5억</w:t>
+            </w:r>
+          </w:p>
+        </w:tc>
+      </w:tr>
+    </w:tbl>
+    <w:p>
+      <w:pPr>
+        <w:spacing w:after="60"/>
+      </w:pPr>
+      <w:r>
+        <w:rPr>
+          <w:rFonts w:ascii="맑은 고딕" w:hAnsi="맑은 고딕" w:eastAsia="맑은 고딕"/>
+          <w:b w:val="0"/>
+          <w:i/>
+          <w:color w:val="666666"/>
+          <w:sz w:val="18"/>
+        </w:rPr>
+        <w:t>※ 시사점: 수백억$ 카테고리에서 도달가능 프리미엄(수천억~1조원)의 1% 미만 점유로 3년 20억 목표 — 시장 크기 리스크가 아닌 실행 리스크만. SAM/SOM은 가정 명시 추정.</w:t>
       </w:r>
     </w:p>
     <w:p>
